--- a/doc/ZAVot отчет №1.docx
+++ b/doc/ZAVot отчет №1.docx
@@ -11766,12 +11766,16 @@
         <w:adjustRightInd w:val="0"/>
         <w:rPr>
           <w:rFonts w:ascii="AppleSystemUIFont" w:eastAsiaTheme="minorEastAsia" w:hAnsi="AppleSystemUIFont" w:cs="AppleSystemUIFont"/>
+          <w:sz w:val="18"/>
+          <w:szCs w:val="18"/>
           <w:lang w:val="en-US" w:eastAsia="en-US"/>
         </w:rPr>
       </w:pPr>
       <w:r>
         <w:rPr>
           <w:rFonts w:ascii="AppleSystemUIFont" w:eastAsiaTheme="minorEastAsia" w:hAnsi="AppleSystemUIFont" w:cs="AppleSystemUIFont"/>
+          <w:sz w:val="18"/>
+          <w:szCs w:val="18"/>
           <w:lang w:val="en-US" w:eastAsia="en-US"/>
         </w:rPr>
         <w:t>export YANDEX_TOKEN="y0__xCNmNUXGKPUPSDCkdKuFjCuxsT2B6O_iZaLSqG65GMymZXEYfGZAvOU"</w:t>
@@ -11784,12 +11788,16 @@
         <w:adjustRightInd w:val="0"/>
         <w:rPr>
           <w:rFonts w:ascii="AppleSystemUIFont" w:eastAsiaTheme="minorEastAsia" w:hAnsi="AppleSystemUIFont" w:cs="AppleSystemUIFont"/>
+          <w:sz w:val="18"/>
+          <w:szCs w:val="18"/>
           <w:lang w:val="en-US" w:eastAsia="en-US"/>
         </w:rPr>
       </w:pPr>
       <w:r>
         <w:rPr>
           <w:rFonts w:ascii="AppleSystemUIFont" w:eastAsiaTheme="minorEastAsia" w:hAnsi="AppleSystemUIFont" w:cs="AppleSystemUIFont"/>
+          <w:sz w:val="18"/>
+          <w:szCs w:val="18"/>
           <w:lang w:val="en-US" w:eastAsia="en-US"/>
         </w:rPr>
         <w:t>export ADMIN_CODE="Z"</w:t>
@@ -11802,32 +11810,60 @@
         <w:adjustRightInd w:val="0"/>
         <w:rPr>
           <w:rFonts w:ascii="AppleSystemUIFont" w:eastAsiaTheme="minorEastAsia" w:hAnsi="AppleSystemUIFont" w:cs="AppleSystemUIFont"/>
+          <w:sz w:val="18"/>
+          <w:szCs w:val="18"/>
           <w:lang w:val="en-US" w:eastAsia="en-US"/>
         </w:rPr>
       </w:pPr>
       <w:r>
         <w:rPr>
           <w:rFonts w:ascii="AppleSystemUIFont" w:eastAsiaTheme="minorEastAsia" w:hAnsi="AppleSystemUIFont" w:cs="AppleSystemUIFont"/>
+          <w:sz w:val="18"/>
+          <w:szCs w:val="18"/>
           <w:lang w:val="en-US" w:eastAsia="en-US"/>
         </w:rPr>
-        <w:t>export ADMIN_PASSWORD="zoland"</w:t>
-      </w:r>
-    </w:p>
-    <w:p>
-      <w:pPr>
-        <w:pStyle w:val="a0"/>
-        <w:numPr>
-          <w:ilvl w:val="0"/>
-          <w:numId w:val="0"/>
-        </w:numPr>
-        <w:rPr>
-          <w:lang w:val="en-US"/>
-        </w:rPr>
-      </w:pPr>
+        <w:t>export ADMIN_PASSWORD="</w:t>
+      </w:r>
       <w:proofErr w:type="spellStart"/>
       <w:r>
         <w:rPr>
           <w:rFonts w:ascii="AppleSystemUIFont" w:eastAsiaTheme="minorEastAsia" w:hAnsi="AppleSystemUIFont" w:cs="AppleSystemUIFont"/>
+          <w:sz w:val="18"/>
+          <w:szCs w:val="18"/>
+          <w:lang w:val="en-US" w:eastAsia="en-US"/>
+        </w:rPr>
+        <w:t>zoland</w:t>
+      </w:r>
+      <w:proofErr w:type="spellEnd"/>
+      <w:r>
+        <w:rPr>
+          <w:rFonts w:ascii="AppleSystemUIFont" w:eastAsiaTheme="minorEastAsia" w:hAnsi="AppleSystemUIFont" w:cs="AppleSystemUIFont"/>
+          <w:sz w:val="18"/>
+          <w:szCs w:val="18"/>
+          <w:lang w:val="en-US" w:eastAsia="en-US"/>
+        </w:rPr>
+        <w:t>"</w:t>
+      </w:r>
+    </w:p>
+    <w:p>
+      <w:pPr>
+        <w:pStyle w:val="a0"/>
+        <w:numPr>
+          <w:ilvl w:val="0"/>
+          <w:numId w:val="0"/>
+        </w:numPr>
+        <w:rPr>
+          <w:sz w:val="18"/>
+          <w:szCs w:val="18"/>
+          <w:lang w:val="en-US"/>
+        </w:rPr>
+      </w:pPr>
+      <w:proofErr w:type="spellStart"/>
+      <w:r>
+        <w:rPr>
+          <w:rFonts w:ascii="AppleSystemUIFont" w:eastAsiaTheme="minorEastAsia" w:hAnsi="AppleSystemUIFont" w:cs="AppleSystemUIFont"/>
+          <w:sz w:val="18"/>
+          <w:szCs w:val="18"/>
           <w:lang w:eastAsia="en-US"/>
         </w:rPr>
         <w:t>export</w:t>
@@ -11836,6 +11872,8 @@
       <w:r>
         <w:rPr>
           <w:rFonts w:ascii="AppleSystemUIFont" w:eastAsiaTheme="minorEastAsia" w:hAnsi="AppleSystemUIFont" w:cs="AppleSystemUIFont"/>
+          <w:sz w:val="18"/>
+          <w:szCs w:val="18"/>
           <w:lang w:eastAsia="en-US"/>
         </w:rPr>
         <w:t xml:space="preserve"> SECRET_KEY="</w:t>
@@ -11844,6 +11882,8 @@
       <w:r>
         <w:rPr>
           <w:rFonts w:ascii="AppleSystemUIFont" w:eastAsiaTheme="minorEastAsia" w:hAnsi="AppleSystemUIFont" w:cs="AppleSystemUIFont"/>
+          <w:sz w:val="18"/>
+          <w:szCs w:val="18"/>
           <w:lang w:eastAsia="en-US"/>
         </w:rPr>
         <w:t>something</w:t>
@@ -11852,6 +11892,8 @@
       <w:r>
         <w:rPr>
           <w:rFonts w:ascii="AppleSystemUIFont" w:eastAsiaTheme="minorEastAsia" w:hAnsi="AppleSystemUIFont" w:cs="AppleSystemUIFont"/>
+          <w:sz w:val="18"/>
+          <w:szCs w:val="18"/>
           <w:lang w:eastAsia="en-US"/>
         </w:rPr>
         <w:t>"</w:t>
@@ -13996,7 +14038,6 @@
         <w:rPr>
           <w:lang w:val="en-US"/>
         </w:rPr>
-        <w:lastRenderedPageBreak/>
         <w:t xml:space="preserve">    </w:t>
       </w:r>
       <w:r>
@@ -14141,6 +14182,7 @@
         <w:rPr>
           <w:rFonts w:ascii="Apple Color Emoji" w:hAnsi="Apple Color Emoji" w:cs="Apple Color Emoji"/>
         </w:rPr>
+        <w:lastRenderedPageBreak/>
         <w:t xml:space="preserve"> </w:t>
       </w:r>
       <w:r>
@@ -14974,27 +15016,97 @@
         <w:rPr>
           <w:rFonts w:ascii="Apple Color Emoji" w:hAnsi="Apple Color Emoji" w:cs="Apple Color Emoji"/>
         </w:rPr>
+        <w:t>✅</w:t>
+      </w:r>
+      <w:r>
+        <w:t xml:space="preserve"> Уведомления (</w:t>
+      </w:r>
+      <w:proofErr w:type="spellStart"/>
+      <w:r>
+        <w:t>email</w:t>
+      </w:r>
+      <w:proofErr w:type="spellEnd"/>
+      <w:r>
+        <w:t>/</w:t>
+      </w:r>
+      <w:proofErr w:type="spellStart"/>
+      <w:r>
+        <w:t>Telegram</w:t>
+      </w:r>
+      <w:proofErr w:type="spellEnd"/>
+      <w:r>
+        <w:t>) о начале/закрытии голосования - требует персональных данных в виде телефона, от чего хотелось бы уйти</w:t>
+      </w:r>
+    </w:p>
+    <w:p>
+      <w:pPr>
+        <w:pStyle w:val="a0"/>
+        <w:numPr>
+          <w:ilvl w:val="0"/>
+          <w:numId w:val="0"/>
+        </w:numPr>
+        <w:ind w:left="360"/>
+      </w:pPr>
+      <w:r>
+        <w:rPr>
+          <w:rFonts w:ascii="Apple Color Emoji" w:hAnsi="Apple Color Emoji" w:cs="Apple Color Emoji"/>
+        </w:rPr>
+        <w:t>✅</w:t>
+      </w:r>
+      <w:r>
+        <w:t xml:space="preserve"> Готовые шаблоны протоколов (типовые вопросы/форматы) - протоколы готовятся в редакторе, шаблон не актуален, так как могут быть очень разные</w:t>
+      </w:r>
+    </w:p>
+    <w:p>
+      <w:pPr>
+        <w:pStyle w:val="a0"/>
+        <w:numPr>
+          <w:ilvl w:val="0"/>
+          <w:numId w:val="0"/>
+        </w:numPr>
+        <w:ind w:left="360"/>
+      </w:pPr>
+      <w:r>
+        <w:rPr>
+          <w:rFonts w:ascii="Apple Color Emoji" w:hAnsi="Apple Color Emoji" w:cs="Apple Color Emoji"/>
+        </w:rPr>
         <w:lastRenderedPageBreak/>
         <w:t>✅</w:t>
       </w:r>
       <w:r>
-        <w:t xml:space="preserve"> Уведомления (</w:t>
+        <w:t xml:space="preserve"> Отчёт «одной кнопкой» (PDF+XLSX авто) </w:t>
+      </w:r>
+      <w:proofErr w:type="gramStart"/>
+      <w:r>
+        <w:t>- это</w:t>
+      </w:r>
+      <w:proofErr w:type="gramEnd"/>
+      <w:r>
+        <w:t xml:space="preserve"> компетенция </w:t>
       </w:r>
       <w:proofErr w:type="spellStart"/>
       <w:r>
-        <w:t>email</w:t>
+        <w:t>толко</w:t>
       </w:r>
       <w:proofErr w:type="spellEnd"/>
       <w:r>
-        <w:t>/</w:t>
+        <w:t xml:space="preserve"> </w:t>
       </w:r>
       <w:proofErr w:type="spellStart"/>
       <w:r>
-        <w:t>Telegram</w:t>
+        <w:t>админстратора</w:t>
       </w:r>
       <w:proofErr w:type="spellEnd"/>
       <w:r>
-        <w:t>) о начале/закрытии голосования - требует персональных данных в виде телефона, от чего хотелось бы уйти</w:t>
+        <w:t xml:space="preserve">, вполне достаточно в наиболее легком формате </w:t>
+      </w:r>
+      <w:proofErr w:type="spellStart"/>
+      <w:r>
+        <w:t>pdf</w:t>
+      </w:r>
+      <w:proofErr w:type="spellEnd"/>
+      <w:r>
+        <w:t xml:space="preserve"> что повысит доверие к необратимости данных</w:t>
       </w:r>
     </w:p>
     <w:p>
@@ -15013,7 +15125,15 @@
         <w:t>✅</w:t>
       </w:r>
       <w:r>
-        <w:t xml:space="preserve"> Готовые шаблоны протоколов (типовые вопросы/форматы) - протоколы готовятся в редакторе, шаблон не актуален, так как могут быть очень разные</w:t>
+        <w:t xml:space="preserve"> Кворум/принято с подсветкой результата - дополнить базу вопросы полем кворум, по умолчанию 0,5, при этом добавить в пользователей поле признак решающего голоса в случае </w:t>
+      </w:r>
+      <w:proofErr w:type="spellStart"/>
+      <w:r>
+        <w:t>равенстсва</w:t>
+      </w:r>
+      <w:proofErr w:type="spellEnd"/>
+      <w:r>
+        <w:t xml:space="preserve"> голосов</w:t>
       </w:r>
     </w:p>
     <w:p>
@@ -15032,7 +15152,160 @@
         <w:t>✅</w:t>
       </w:r>
       <w:r>
-        <w:t xml:space="preserve"> Отчёт «одной кнопкой» (PDF+XLSX авто) </w:t>
+        <w:t xml:space="preserve"> История изменений протокола (</w:t>
+      </w:r>
+      <w:proofErr w:type="spellStart"/>
+      <w:r>
+        <w:t>версионирование</w:t>
+      </w:r>
+      <w:proofErr w:type="spellEnd"/>
+      <w:r>
+        <w:t>) - протокол изменяется в редакторе и даже привязать к загрузкам будет некорректно</w:t>
+      </w:r>
+    </w:p>
+    <w:p>
+      <w:pPr>
+        <w:pStyle w:val="a0"/>
+        <w:numPr>
+          <w:ilvl w:val="0"/>
+          <w:numId w:val="0"/>
+        </w:numPr>
+      </w:pPr>
+    </w:p>
+    <w:p>
+      <w:pPr>
+        <w:pStyle w:val="a0"/>
+        <w:numPr>
+          <w:ilvl w:val="0"/>
+          <w:numId w:val="0"/>
+        </w:numPr>
+        <w:ind w:left="360"/>
+      </w:pPr>
+      <w:r>
+        <w:t>Для доверия</w:t>
+      </w:r>
+    </w:p>
+    <w:p>
+      <w:pPr>
+        <w:pStyle w:val="a0"/>
+        <w:numPr>
+          <w:ilvl w:val="0"/>
+          <w:numId w:val="0"/>
+        </w:numPr>
+        <w:ind w:left="360"/>
+      </w:pPr>
+      <w:r>
+        <w:rPr>
+          <w:rFonts w:ascii="Apple Color Emoji" w:hAnsi="Apple Color Emoji" w:cs="Apple Color Emoji"/>
+        </w:rPr>
+        <w:t>✅</w:t>
+      </w:r>
+      <w:r>
+        <w:t xml:space="preserve"> Протокол аудита: кто/когда/что поменял - протокол с позиции системы - неизменен</w:t>
+      </w:r>
+    </w:p>
+    <w:p>
+      <w:pPr>
+        <w:pStyle w:val="a0"/>
+        <w:numPr>
+          <w:ilvl w:val="0"/>
+          <w:numId w:val="0"/>
+        </w:numPr>
+        <w:ind w:left="360"/>
+      </w:pPr>
+      <w:r>
+        <w:rPr>
+          <w:rFonts w:ascii="Apple Color Emoji" w:hAnsi="Apple Color Emoji" w:cs="Apple Color Emoji"/>
+        </w:rPr>
+        <w:t>✅</w:t>
+      </w:r>
+      <w:r>
+        <w:t xml:space="preserve"> </w:t>
+      </w:r>
+      <w:proofErr w:type="spellStart"/>
+      <w:r>
+        <w:t>Хеш</w:t>
+      </w:r>
+      <w:proofErr w:type="spellEnd"/>
+      <w:r>
+        <w:t xml:space="preserve"> файла протокола (контроль неизменности PDF) - заложить в базу протоколы</w:t>
+      </w:r>
+    </w:p>
+    <w:p>
+      <w:pPr>
+        <w:pStyle w:val="a0"/>
+        <w:numPr>
+          <w:ilvl w:val="0"/>
+          <w:numId w:val="0"/>
+        </w:numPr>
+        <w:ind w:left="360"/>
+      </w:pPr>
+      <w:r>
+        <w:rPr>
+          <w:rFonts w:ascii="Apple Color Emoji" w:hAnsi="Apple Color Emoji" w:cs="Apple Color Emoji"/>
+        </w:rPr>
+        <w:t>✅</w:t>
+      </w:r>
+      <w:r>
+        <w:t xml:space="preserve"> Проверка «не редактировать после закрытия» для этого достаточно админу ставить блокировку с тем, чтобы пользователи не </w:t>
+      </w:r>
+      <w:proofErr w:type="spellStart"/>
+      <w:r>
+        <w:t>моглм</w:t>
+      </w:r>
+      <w:proofErr w:type="spellEnd"/>
+      <w:r>
+        <w:t xml:space="preserve"> запустить пульт голосования</w:t>
+      </w:r>
+    </w:p>
+    <w:p>
+      <w:pPr>
+        <w:pStyle w:val="a0"/>
+        <w:numPr>
+          <w:ilvl w:val="0"/>
+          <w:numId w:val="0"/>
+        </w:numPr>
+      </w:pPr>
+    </w:p>
+    <w:p>
+      <w:pPr>
+        <w:pStyle w:val="a0"/>
+        <w:numPr>
+          <w:ilvl w:val="0"/>
+          <w:numId w:val="0"/>
+        </w:numPr>
+        <w:ind w:left="360"/>
+      </w:pPr>
+      <w:r>
+        <w:t>Для удобства</w:t>
+      </w:r>
+    </w:p>
+    <w:p>
+      <w:pPr>
+        <w:pStyle w:val="a0"/>
+        <w:numPr>
+          <w:ilvl w:val="0"/>
+          <w:numId w:val="0"/>
+        </w:numPr>
+        <w:ind w:left="360"/>
+      </w:pPr>
+      <w:r>
+        <w:rPr>
+          <w:rFonts w:ascii="Apple Color Emoji" w:hAnsi="Apple Color Emoji" w:cs="Apple Color Emoji"/>
+        </w:rPr>
+        <w:t>✅</w:t>
+      </w:r>
+      <w:r>
+        <w:t xml:space="preserve"> QR</w:t>
+      </w:r>
+      <w:r>
+        <w:rPr>
+          <w:rFonts w:ascii="Cambria Math" w:hAnsi="Cambria Math" w:cs="Cambria Math"/>
+        </w:rPr>
+        <w:t>‑</w:t>
+      </w:r>
+      <w:r>
+        <w:t xml:space="preserve">вход (админ показывает QR → участник входит по коду) </w:t>
       </w:r>
       <w:proofErr w:type="gramStart"/>
       <w:r>
@@ -15040,406 +15313,197 @@
       </w:r>
       <w:proofErr w:type="gramEnd"/>
       <w:r>
-        <w:t xml:space="preserve"> компетенция </w:t>
-      </w:r>
+        <w:t xml:space="preserve"> хорошая идея</w:t>
+      </w:r>
+    </w:p>
+    <w:p>
+      <w:pPr>
+        <w:pStyle w:val="a0"/>
+        <w:numPr>
+          <w:ilvl w:val="0"/>
+          <w:numId w:val="0"/>
+        </w:numPr>
+        <w:ind w:left="360"/>
+      </w:pPr>
+      <w:r>
+        <w:rPr>
+          <w:rFonts w:ascii="Apple Color Emoji" w:hAnsi="Apple Color Emoji" w:cs="Apple Color Emoji"/>
+        </w:rPr>
+        <w:t>✅</w:t>
+      </w:r>
+      <w:r>
+        <w:t xml:space="preserve"> Кнопка «проголосовать за всё» в пульте отличная идей</w:t>
+      </w:r>
+    </w:p>
+    <w:p>
+      <w:pPr>
+        <w:pStyle w:val="a0"/>
+        <w:numPr>
+          <w:ilvl w:val="0"/>
+          <w:numId w:val="0"/>
+        </w:numPr>
+        <w:ind w:left="360"/>
+      </w:pPr>
+      <w:r>
+        <w:rPr>
+          <w:rFonts w:ascii="Apple Color Emoji" w:hAnsi="Apple Color Emoji" w:cs="Apple Color Emoji"/>
+        </w:rPr>
+        <w:t>✅</w:t>
+      </w:r>
+      <w:r>
+        <w:t xml:space="preserve"> Ссылка на протокол для ознакомления до голосования - протокол появляется в системе - администратор устанавливает период голосования - когда с протоколом уже можно ознакомиться. </w:t>
+      </w:r>
+    </w:p>
+    <w:p>
+      <w:pPr>
+        <w:pStyle w:val="a0"/>
+        <w:numPr>
+          <w:ilvl w:val="0"/>
+          <w:numId w:val="0"/>
+        </w:numPr>
+        <w:ind w:left="360"/>
+      </w:pPr>
+    </w:p>
+    <w:p>
+      <w:pPr>
+        <w:pStyle w:val="a0"/>
+        <w:numPr>
+          <w:ilvl w:val="0"/>
+          <w:numId w:val="0"/>
+        </w:numPr>
+        <w:ind w:left="360"/>
+      </w:pPr>
+    </w:p>
+    <w:p>
+      <w:pPr>
+        <w:pStyle w:val="a0"/>
+        <w:numPr>
+          <w:ilvl w:val="0"/>
+          <w:numId w:val="0"/>
+        </w:numPr>
+        <w:ind w:left="360" w:hanging="360"/>
+      </w:pPr>
+      <w:r>
+        <w:rPr>
+          <w:rFonts w:ascii="Apple Color Emoji" w:hAnsi="Apple Color Emoji" w:cs="Apple Color Emoji"/>
+        </w:rPr>
+        <w:t>✔️</w:t>
+      </w:r>
+      <w:r>
+        <w:t xml:space="preserve"> Добавляем</w:t>
+      </w:r>
+    </w:p>
+    <w:p>
+      <w:pPr>
+        <w:pStyle w:val="a0"/>
+        <w:numPr>
+          <w:ilvl w:val="0"/>
+          <w:numId w:val="0"/>
+        </w:numPr>
+        <w:ind w:left="360"/>
+      </w:pPr>
+    </w:p>
+    <w:p>
+      <w:pPr>
+        <w:pStyle w:val="a0"/>
+        <w:numPr>
+          <w:ilvl w:val="0"/>
+          <w:numId w:val="0"/>
+        </w:numPr>
+        <w:ind w:left="360"/>
+      </w:pPr>
+      <w:r>
+        <w:t>Кворум на уровне вопроса (по умолчанию 0.5)</w:t>
+      </w:r>
+    </w:p>
+    <w:p>
+      <w:pPr>
+        <w:pStyle w:val="a0"/>
+        <w:numPr>
+          <w:ilvl w:val="0"/>
+          <w:numId w:val="0"/>
+        </w:numPr>
+        <w:ind w:left="360"/>
+      </w:pPr>
+      <w:r>
+        <w:t>Поле «решающий голос» у пользователя (при равенстве)</w:t>
+      </w:r>
+    </w:p>
+    <w:p>
+      <w:pPr>
+        <w:pStyle w:val="a0"/>
+        <w:numPr>
+          <w:ilvl w:val="0"/>
+          <w:numId w:val="0"/>
+        </w:numPr>
+        <w:ind w:left="360"/>
+      </w:pPr>
       <w:proofErr w:type="spellStart"/>
       <w:r>
-        <w:t>толко</w:t>
+        <w:t>Хеш</w:t>
       </w:r>
       <w:proofErr w:type="spellEnd"/>
       <w:r>
+        <w:t xml:space="preserve"> протокола PDF хранится в данных (контроль неизменности)</w:t>
+      </w:r>
+    </w:p>
+    <w:p>
+      <w:pPr>
+        <w:pStyle w:val="a0"/>
+        <w:numPr>
+          <w:ilvl w:val="0"/>
+          <w:numId w:val="0"/>
+        </w:numPr>
+        <w:ind w:left="360"/>
+      </w:pPr>
+      <w:r>
+        <w:t>QR‑вход для удобства</w:t>
+      </w:r>
+    </w:p>
+    <w:p>
+      <w:pPr>
+        <w:pStyle w:val="a0"/>
+        <w:numPr>
+          <w:ilvl w:val="0"/>
+          <w:numId w:val="0"/>
+        </w:numPr>
+        <w:ind w:left="360"/>
+      </w:pPr>
+      <w:r>
+        <w:t>Кнопка «проголосовать за всё» в пульте</w:t>
+      </w:r>
+    </w:p>
+    <w:p>
+      <w:pPr>
+        <w:pStyle w:val="a0"/>
+        <w:numPr>
+          <w:ilvl w:val="0"/>
+          <w:numId w:val="0"/>
+        </w:numPr>
+        <w:ind w:left="360"/>
+      </w:pPr>
+    </w:p>
+    <w:p>
+      <w:pPr>
+        <w:pStyle w:val="a0"/>
+        <w:numPr>
+          <w:ilvl w:val="0"/>
+          <w:numId w:val="0"/>
+        </w:numPr>
+        <w:ind w:hanging="360"/>
+      </w:pPr>
+      <w:r>
+        <w:rPr>
+          <w:rFonts w:ascii="Apple Color Emoji" w:hAnsi="Apple Color Emoji" w:cs="Apple Color Emoji"/>
+        </w:rPr>
+        <w:t>✔️</w:t>
+      </w:r>
+      <w:r>
         <w:t xml:space="preserve"> </w:t>
       </w:r>
-      <w:proofErr w:type="spellStart"/>
-      <w:r>
-        <w:t>админстратора</w:t>
-      </w:r>
-      <w:proofErr w:type="spellEnd"/>
-      <w:r>
-        <w:t xml:space="preserve">, вполне достаточно в наиболее легком формате </w:t>
-      </w:r>
-      <w:proofErr w:type="spellStart"/>
-      <w:r>
-        <w:t>pdf</w:t>
-      </w:r>
-      <w:proofErr w:type="spellEnd"/>
-      <w:r>
-        <w:t xml:space="preserve"> что повысит доверие к необратимости данных</w:t>
-      </w:r>
-    </w:p>
-    <w:p>
-      <w:pPr>
-        <w:pStyle w:val="a0"/>
-        <w:numPr>
-          <w:ilvl w:val="0"/>
-          <w:numId w:val="0"/>
-        </w:numPr>
-        <w:ind w:left="360"/>
-      </w:pPr>
-      <w:r>
-        <w:rPr>
-          <w:rFonts w:ascii="Apple Color Emoji" w:hAnsi="Apple Color Emoji" w:cs="Apple Color Emoji"/>
-        </w:rPr>
-        <w:t>✅</w:t>
-      </w:r>
-      <w:r>
-        <w:t xml:space="preserve"> Кворум/принято с подсветкой результата - дополнить базу вопросы полем кворум, по умолчанию 0,5, при этом добавить в пользователей поле признак решающего голоса в случае </w:t>
-      </w:r>
-      <w:proofErr w:type="spellStart"/>
-      <w:r>
-        <w:t>равенстсва</w:t>
-      </w:r>
-      <w:proofErr w:type="spellEnd"/>
-      <w:r>
-        <w:t xml:space="preserve"> голосов</w:t>
-      </w:r>
-    </w:p>
-    <w:p>
-      <w:pPr>
-        <w:pStyle w:val="a0"/>
-        <w:numPr>
-          <w:ilvl w:val="0"/>
-          <w:numId w:val="0"/>
-        </w:numPr>
-        <w:ind w:left="360"/>
-      </w:pPr>
-      <w:r>
-        <w:rPr>
-          <w:rFonts w:ascii="Apple Color Emoji" w:hAnsi="Apple Color Emoji" w:cs="Apple Color Emoji"/>
-        </w:rPr>
-        <w:t>✅</w:t>
-      </w:r>
-      <w:r>
-        <w:t xml:space="preserve"> История изменений протокола (</w:t>
-      </w:r>
-      <w:proofErr w:type="spellStart"/>
-      <w:r>
-        <w:t>версионирование</w:t>
-      </w:r>
-      <w:proofErr w:type="spellEnd"/>
-      <w:r>
-        <w:t>) - протокол изменяется в редакторе и даже привязать к загрузкам будет некорректно</w:t>
-      </w:r>
-    </w:p>
-    <w:p>
-      <w:pPr>
-        <w:pStyle w:val="a0"/>
-        <w:numPr>
-          <w:ilvl w:val="0"/>
-          <w:numId w:val="0"/>
-        </w:numPr>
-      </w:pPr>
-    </w:p>
-    <w:p>
-      <w:pPr>
-        <w:pStyle w:val="a0"/>
-        <w:numPr>
-          <w:ilvl w:val="0"/>
-          <w:numId w:val="0"/>
-        </w:numPr>
-        <w:ind w:left="360"/>
-      </w:pPr>
-      <w:r>
-        <w:t>Для доверия</w:t>
-      </w:r>
-    </w:p>
-    <w:p>
-      <w:pPr>
-        <w:pStyle w:val="a0"/>
-        <w:numPr>
-          <w:ilvl w:val="0"/>
-          <w:numId w:val="0"/>
-        </w:numPr>
-        <w:ind w:left="360"/>
-      </w:pPr>
-      <w:r>
-        <w:rPr>
-          <w:rFonts w:ascii="Apple Color Emoji" w:hAnsi="Apple Color Emoji" w:cs="Apple Color Emoji"/>
-        </w:rPr>
-        <w:t>✅</w:t>
-      </w:r>
-      <w:r>
-        <w:t xml:space="preserve"> Протокол аудита: кто/когда/что поменял - протокол с позиции системы - неизменен</w:t>
-      </w:r>
-    </w:p>
-    <w:p>
-      <w:pPr>
-        <w:pStyle w:val="a0"/>
-        <w:numPr>
-          <w:ilvl w:val="0"/>
-          <w:numId w:val="0"/>
-        </w:numPr>
-        <w:ind w:left="360"/>
-      </w:pPr>
-      <w:r>
-        <w:rPr>
-          <w:rFonts w:ascii="Apple Color Emoji" w:hAnsi="Apple Color Emoji" w:cs="Apple Color Emoji"/>
-        </w:rPr>
-        <w:t>✅</w:t>
-      </w:r>
-      <w:r>
-        <w:t xml:space="preserve"> </w:t>
-      </w:r>
-      <w:proofErr w:type="spellStart"/>
-      <w:r>
-        <w:t>Хеш</w:t>
-      </w:r>
-      <w:proofErr w:type="spellEnd"/>
-      <w:r>
-        <w:t xml:space="preserve"> файла протокола (контроль неизменности PDF) - заложить в базу протоколы</w:t>
-      </w:r>
-    </w:p>
-    <w:p>
-      <w:pPr>
-        <w:pStyle w:val="a0"/>
-        <w:numPr>
-          <w:ilvl w:val="0"/>
-          <w:numId w:val="0"/>
-        </w:numPr>
-        <w:ind w:left="360"/>
-      </w:pPr>
-      <w:r>
-        <w:rPr>
-          <w:rFonts w:ascii="Apple Color Emoji" w:hAnsi="Apple Color Emoji" w:cs="Apple Color Emoji"/>
-        </w:rPr>
-        <w:t>✅</w:t>
-      </w:r>
-      <w:r>
-        <w:t xml:space="preserve"> Проверка «не редактировать после закрытия» для этого достаточно админу ставить блокировку с тем, чтобы пользователи не </w:t>
-      </w:r>
-      <w:proofErr w:type="spellStart"/>
-      <w:r>
-        <w:t>моглм</w:t>
-      </w:r>
-      <w:proofErr w:type="spellEnd"/>
-      <w:r>
-        <w:t xml:space="preserve"> запустить пульт голосования</w:t>
-      </w:r>
-    </w:p>
-    <w:p>
-      <w:pPr>
-        <w:pStyle w:val="a0"/>
-        <w:numPr>
-          <w:ilvl w:val="0"/>
-          <w:numId w:val="0"/>
-        </w:numPr>
-      </w:pPr>
-    </w:p>
-    <w:p>
-      <w:pPr>
-        <w:pStyle w:val="a0"/>
-        <w:numPr>
-          <w:ilvl w:val="0"/>
-          <w:numId w:val="0"/>
-        </w:numPr>
-        <w:ind w:left="360"/>
-      </w:pPr>
-      <w:r>
-        <w:t>Для удобства</w:t>
-      </w:r>
-    </w:p>
-    <w:p>
-      <w:pPr>
-        <w:pStyle w:val="a0"/>
-        <w:numPr>
-          <w:ilvl w:val="0"/>
-          <w:numId w:val="0"/>
-        </w:numPr>
-        <w:ind w:left="360"/>
-      </w:pPr>
-      <w:r>
-        <w:rPr>
-          <w:rFonts w:ascii="Apple Color Emoji" w:hAnsi="Apple Color Emoji" w:cs="Apple Color Emoji"/>
-        </w:rPr>
-        <w:t>✅</w:t>
-      </w:r>
-      <w:r>
-        <w:t xml:space="preserve"> QR</w:t>
-      </w:r>
-      <w:r>
-        <w:rPr>
-          <w:rFonts w:ascii="Cambria Math" w:hAnsi="Cambria Math" w:cs="Cambria Math"/>
-        </w:rPr>
-        <w:t>‑</w:t>
-      </w:r>
-      <w:r>
-        <w:t xml:space="preserve">вход (админ показывает QR → участник входит по коду) </w:t>
-      </w:r>
-      <w:proofErr w:type="gramStart"/>
-      <w:r>
-        <w:t>- это</w:t>
-      </w:r>
-      <w:proofErr w:type="gramEnd"/>
-      <w:r>
-        <w:t xml:space="preserve"> хорошая идея</w:t>
-      </w:r>
-    </w:p>
-    <w:p>
-      <w:pPr>
-        <w:pStyle w:val="a0"/>
-        <w:numPr>
-          <w:ilvl w:val="0"/>
-          <w:numId w:val="0"/>
-        </w:numPr>
-        <w:ind w:left="360"/>
-      </w:pPr>
-      <w:r>
-        <w:rPr>
-          <w:rFonts w:ascii="Apple Color Emoji" w:hAnsi="Apple Color Emoji" w:cs="Apple Color Emoji"/>
-        </w:rPr>
-        <w:t>✅</w:t>
-      </w:r>
-      <w:r>
-        <w:t xml:space="preserve"> Кнопка «проголосовать за всё» в пульте отличная идей</w:t>
-      </w:r>
-    </w:p>
-    <w:p>
-      <w:pPr>
-        <w:pStyle w:val="a0"/>
-        <w:numPr>
-          <w:ilvl w:val="0"/>
-          <w:numId w:val="0"/>
-        </w:numPr>
-        <w:ind w:left="360"/>
-      </w:pPr>
-      <w:r>
-        <w:rPr>
-          <w:rFonts w:ascii="Apple Color Emoji" w:hAnsi="Apple Color Emoji" w:cs="Apple Color Emoji"/>
-        </w:rPr>
-        <w:t>✅</w:t>
-      </w:r>
-      <w:r>
-        <w:t xml:space="preserve"> Ссылка на протокол для ознакомления до голосования - протокол появляется в системе - администратор устанавливает период голосования - когда с протоколом уже можно ознакомиться. </w:t>
-      </w:r>
-    </w:p>
-    <w:p>
-      <w:pPr>
-        <w:pStyle w:val="a0"/>
-        <w:numPr>
-          <w:ilvl w:val="0"/>
-          <w:numId w:val="0"/>
-        </w:numPr>
-        <w:ind w:left="360"/>
-      </w:pPr>
-    </w:p>
-    <w:p>
-      <w:pPr>
-        <w:pStyle w:val="a0"/>
-        <w:numPr>
-          <w:ilvl w:val="0"/>
-          <w:numId w:val="0"/>
-        </w:numPr>
-        <w:ind w:left="360"/>
-      </w:pPr>
-    </w:p>
-    <w:p>
-      <w:pPr>
-        <w:pStyle w:val="a0"/>
-        <w:numPr>
-          <w:ilvl w:val="0"/>
-          <w:numId w:val="0"/>
-        </w:numPr>
-        <w:ind w:left="360" w:hanging="360"/>
-      </w:pPr>
-      <w:r>
-        <w:rPr>
-          <w:rFonts w:ascii="Apple Color Emoji" w:hAnsi="Apple Color Emoji" w:cs="Apple Color Emoji"/>
-        </w:rPr>
-        <w:t>✔️</w:t>
-      </w:r>
-      <w:r>
-        <w:t xml:space="preserve"> Добавляем</w:t>
-      </w:r>
-    </w:p>
-    <w:p>
-      <w:pPr>
-        <w:pStyle w:val="a0"/>
-        <w:numPr>
-          <w:ilvl w:val="0"/>
-          <w:numId w:val="0"/>
-        </w:numPr>
-        <w:ind w:left="360"/>
-      </w:pPr>
-    </w:p>
-    <w:p>
-      <w:pPr>
-        <w:pStyle w:val="a0"/>
-        <w:numPr>
-          <w:ilvl w:val="0"/>
-          <w:numId w:val="0"/>
-        </w:numPr>
-        <w:ind w:left="360"/>
-      </w:pPr>
-      <w:r>
-        <w:t>Кворум на уровне вопроса (по умолчанию 0.5)</w:t>
-      </w:r>
-    </w:p>
-    <w:p>
-      <w:pPr>
-        <w:pStyle w:val="a0"/>
-        <w:numPr>
-          <w:ilvl w:val="0"/>
-          <w:numId w:val="0"/>
-        </w:numPr>
-        <w:ind w:left="360"/>
-      </w:pPr>
-      <w:r>
-        <w:t>Поле «решающий голос» у пользователя (при равенстве)</w:t>
-      </w:r>
-    </w:p>
-    <w:p>
-      <w:pPr>
-        <w:pStyle w:val="a0"/>
-        <w:numPr>
-          <w:ilvl w:val="0"/>
-          <w:numId w:val="0"/>
-        </w:numPr>
-        <w:ind w:left="360"/>
-      </w:pPr>
-      <w:proofErr w:type="spellStart"/>
-      <w:r>
-        <w:t>Хеш</w:t>
-      </w:r>
-      <w:proofErr w:type="spellEnd"/>
-      <w:r>
-        <w:t xml:space="preserve"> протокола PDF хранится в данных (контроль неизменности)</w:t>
-      </w:r>
-    </w:p>
-    <w:p>
-      <w:pPr>
-        <w:pStyle w:val="a0"/>
-        <w:numPr>
-          <w:ilvl w:val="0"/>
-          <w:numId w:val="0"/>
-        </w:numPr>
-        <w:ind w:left="360"/>
-      </w:pPr>
-      <w:r>
-        <w:t>QR‑вход для удобства</w:t>
-      </w:r>
-    </w:p>
-    <w:p>
-      <w:pPr>
-        <w:pStyle w:val="a0"/>
-        <w:numPr>
-          <w:ilvl w:val="0"/>
-          <w:numId w:val="0"/>
-        </w:numPr>
-        <w:ind w:left="360"/>
-      </w:pPr>
-      <w:r>
-        <w:t>Кнопка «проголосовать за всё» в пульте</w:t>
-      </w:r>
-    </w:p>
-    <w:p>
-      <w:pPr>
-        <w:pStyle w:val="a0"/>
-        <w:numPr>
-          <w:ilvl w:val="0"/>
-          <w:numId w:val="0"/>
-        </w:numPr>
-        <w:ind w:left="360"/>
-      </w:pPr>
+      <w:r>
+        <w:t>отрабатываем тест YD</w:t>
+      </w:r>
     </w:p>
     <w:p>
       <w:pPr>
@@ -15450,18 +15514,6 @@
         </w:numPr>
         <w:ind w:hanging="360"/>
       </w:pPr>
-      <w:r>
-        <w:rPr>
-          <w:rFonts w:ascii="Apple Color Emoji" w:hAnsi="Apple Color Emoji" w:cs="Apple Color Emoji"/>
-        </w:rPr>
-        <w:t>✔️</w:t>
-      </w:r>
-      <w:r>
-        <w:t xml:space="preserve"> </w:t>
-      </w:r>
-      <w:r>
-        <w:t>отрабатываем тест YD</w:t>
-      </w:r>
     </w:p>
     <w:p>
       <w:pPr>
@@ -15472,16 +15524,6 @@
         </w:numPr>
         <w:ind w:hanging="360"/>
       </w:pPr>
-    </w:p>
-    <w:p>
-      <w:pPr>
-        <w:pStyle w:val="a0"/>
-        <w:numPr>
-          <w:ilvl w:val="0"/>
-          <w:numId w:val="0"/>
-        </w:numPr>
-        <w:ind w:hanging="360"/>
-      </w:pPr>
       <w:r>
         <w:t>Алгоритм работы голосования</w:t>
       </w:r>
@@ -15490,11 +15532,7 @@
       </w:r>
       <w:r>
         <w:br/>
-        <w:t xml:space="preserve">У каждого участника при его регистрации администратором создается </w:t>
-      </w:r>
-      <w:r>
-        <w:lastRenderedPageBreak/>
-        <w:t xml:space="preserve">персональная база голосований, в </w:t>
+        <w:t xml:space="preserve">У каждого участника при его регистрации администратором создается персональная база голосований, в </w:t>
       </w:r>
       <w:r>
         <w:rPr>
@@ -15639,6 +15677,7 @@
         </w:numPr>
       </w:pPr>
       <w:r>
+        <w:lastRenderedPageBreak/>
         <w:t xml:space="preserve">При входе в качестве участника и выборе протокола – закачивается </w:t>
       </w:r>
       <w:r>
@@ -16141,9 +16180,6 @@
           <w:ilvl w:val="0"/>
           <w:numId w:val="0"/>
         </w:numPr>
-        <w:rPr>
-          <w:lang w:val="en-US"/>
-        </w:rPr>
       </w:pPr>
       <w:r>
         <w:t xml:space="preserve">Блок «Результат» сделать универсальным и </w:t>

--- a/doc/ZAVot отчет №1.docx
+++ b/doc/ZAVot отчет №1.docx
@@ -5256,6 +5256,7 @@
           <w:rFonts w:ascii="Arial" w:hAnsi="Arial" w:cs="Arial"/>
           <w:sz w:val="16"/>
           <w:szCs w:val="16"/>
+          <w:lang w:val="en-US"/>
         </w:rPr>
       </w:pPr>
       <w:r>
@@ -5263,6 +5264,7 @@
           <w:rFonts w:ascii="Arial" w:hAnsi="Arial" w:cs="Arial"/>
           <w:sz w:val="16"/>
           <w:szCs w:val="16"/>
+          <w:lang w:val="en-US"/>
         </w:rPr>
         <w:t xml:space="preserve">├── login.py           </w:t>
       </w:r>
@@ -5271,6 +5273,7 @@
           <w:rFonts w:ascii="Arial" w:hAnsi="Arial" w:cs="Arial"/>
           <w:sz w:val="16"/>
           <w:szCs w:val="16"/>
+          <w:lang w:val="en-US"/>
         </w:rPr>
         <w:tab/>
       </w:r>
@@ -5279,6 +5282,7 @@
           <w:rFonts w:cs="Arial"/>
           <w:sz w:val="16"/>
           <w:szCs w:val="16"/>
+          <w:lang w:val="en-US"/>
         </w:rPr>
         <w:tab/>
       </w:r>
@@ -5287,8 +5291,17 @@
           <w:rFonts w:ascii="Arial" w:hAnsi="Arial" w:cs="Arial"/>
           <w:sz w:val="16"/>
           <w:szCs w:val="16"/>
-        </w:rPr>
-        <w:t># Аутентификация</w:t>
+          <w:lang w:val="en-US"/>
+        </w:rPr>
+        <w:t xml:space="preserve"># </w:t>
+      </w:r>
+      <w:r>
+        <w:rPr>
+          <w:rFonts w:ascii="Arial" w:hAnsi="Arial" w:cs="Arial"/>
+          <w:sz w:val="16"/>
+          <w:szCs w:val="16"/>
+        </w:rPr>
+        <w:t>Аутентификация</w:t>
       </w:r>
     </w:p>
     <w:p>
@@ -5302,6 +5315,7 @@
           <w:rFonts w:ascii="Arial" w:hAnsi="Arial" w:cs="Arial"/>
           <w:sz w:val="16"/>
           <w:szCs w:val="16"/>
+          <w:lang w:val="en-US"/>
         </w:rPr>
       </w:pPr>
       <w:r>
@@ -5309,6 +5323,7 @@
           <w:rFonts w:ascii="Arial" w:hAnsi="Arial" w:cs="Arial"/>
           <w:sz w:val="16"/>
           <w:szCs w:val="16"/>
+          <w:lang w:val="en-US"/>
         </w:rPr>
         <w:t xml:space="preserve">├── a_*.py             </w:t>
       </w:r>
@@ -5317,6 +5332,7 @@
           <w:rFonts w:ascii="Arial" w:hAnsi="Arial" w:cs="Arial"/>
           <w:sz w:val="16"/>
           <w:szCs w:val="16"/>
+          <w:lang w:val="en-US"/>
         </w:rPr>
         <w:tab/>
       </w:r>
@@ -5325,6 +5341,7 @@
           <w:rFonts w:cs="Arial"/>
           <w:sz w:val="16"/>
           <w:szCs w:val="16"/>
+          <w:lang w:val="en-US"/>
         </w:rPr>
         <w:tab/>
       </w:r>
@@ -5333,8 +5350,43 @@
           <w:rFonts w:ascii="Arial" w:hAnsi="Arial" w:cs="Arial"/>
           <w:sz w:val="16"/>
           <w:szCs w:val="16"/>
-        </w:rPr>
-        <w:t># Админские endpoint'ы (a_user, a_protocol, a_apps, a_log, a_dir)</w:t>
+          <w:lang w:val="en-US"/>
+        </w:rPr>
+        <w:t xml:space="preserve"># </w:t>
+      </w:r>
+      <w:r>
+        <w:rPr>
+          <w:rFonts w:ascii="Arial" w:hAnsi="Arial" w:cs="Arial"/>
+          <w:sz w:val="16"/>
+          <w:szCs w:val="16"/>
+        </w:rPr>
+        <w:t>Админские</w:t>
+      </w:r>
+      <w:r>
+        <w:rPr>
+          <w:rFonts w:ascii="Arial" w:hAnsi="Arial" w:cs="Arial"/>
+          <w:sz w:val="16"/>
+          <w:szCs w:val="16"/>
+          <w:lang w:val="en-US"/>
+        </w:rPr>
+        <w:t xml:space="preserve"> endpoint'</w:t>
+      </w:r>
+      <w:r>
+        <w:rPr>
+          <w:rFonts w:ascii="Arial" w:hAnsi="Arial" w:cs="Arial"/>
+          <w:sz w:val="16"/>
+          <w:szCs w:val="16"/>
+        </w:rPr>
+        <w:t>ы</w:t>
+      </w:r>
+      <w:r>
+        <w:rPr>
+          <w:rFonts w:ascii="Arial" w:hAnsi="Arial" w:cs="Arial"/>
+          <w:sz w:val="16"/>
+          <w:szCs w:val="16"/>
+          <w:lang w:val="en-US"/>
+        </w:rPr>
+        <w:t xml:space="preserve"> (a_user, a_protocol, a_apps, a_log, a_dir)</w:t>
       </w:r>
     </w:p>
     <w:p>
@@ -5348,6 +5400,7 @@
           <w:rFonts w:ascii="Arial" w:hAnsi="Arial" w:cs="Arial"/>
           <w:sz w:val="16"/>
           <w:szCs w:val="16"/>
+          <w:lang w:val="en-US"/>
         </w:rPr>
       </w:pPr>
       <w:r>
@@ -5355,6 +5408,7 @@
           <w:rFonts w:ascii="Arial" w:hAnsi="Arial" w:cs="Arial"/>
           <w:sz w:val="16"/>
           <w:szCs w:val="16"/>
+          <w:lang w:val="en-US"/>
         </w:rPr>
         <w:t xml:space="preserve">└── u_*.py             </w:t>
       </w:r>
@@ -5363,6 +5417,7 @@
           <w:rFonts w:ascii="Arial" w:hAnsi="Arial" w:cs="Arial"/>
           <w:sz w:val="16"/>
           <w:szCs w:val="16"/>
+          <w:lang w:val="en-US"/>
         </w:rPr>
         <w:tab/>
       </w:r>
@@ -5371,6 +5426,7 @@
           <w:rFonts w:cs="Arial"/>
           <w:sz w:val="16"/>
           <w:szCs w:val="16"/>
+          <w:lang w:val="en-US"/>
         </w:rPr>
         <w:tab/>
       </w:r>
@@ -5379,8 +5435,43 @@
           <w:rFonts w:ascii="Arial" w:hAnsi="Arial" w:cs="Arial"/>
           <w:sz w:val="16"/>
           <w:szCs w:val="16"/>
-        </w:rPr>
-        <w:t># Пользовательские endpoint'ы (u_protocol, u_apps, u_res, u_vote)</w:t>
+          <w:lang w:val="en-US"/>
+        </w:rPr>
+        <w:t xml:space="preserve"># </w:t>
+      </w:r>
+      <w:r>
+        <w:rPr>
+          <w:rFonts w:ascii="Arial" w:hAnsi="Arial" w:cs="Arial"/>
+          <w:sz w:val="16"/>
+          <w:szCs w:val="16"/>
+        </w:rPr>
+        <w:t>Пользовательские</w:t>
+      </w:r>
+      <w:r>
+        <w:rPr>
+          <w:rFonts w:ascii="Arial" w:hAnsi="Arial" w:cs="Arial"/>
+          <w:sz w:val="16"/>
+          <w:szCs w:val="16"/>
+          <w:lang w:val="en-US"/>
+        </w:rPr>
+        <w:t xml:space="preserve"> endpoint'</w:t>
+      </w:r>
+      <w:r>
+        <w:rPr>
+          <w:rFonts w:ascii="Arial" w:hAnsi="Arial" w:cs="Arial"/>
+          <w:sz w:val="16"/>
+          <w:szCs w:val="16"/>
+        </w:rPr>
+        <w:t>ы</w:t>
+      </w:r>
+      <w:r>
+        <w:rPr>
+          <w:rFonts w:ascii="Arial" w:hAnsi="Arial" w:cs="Arial"/>
+          <w:sz w:val="16"/>
+          <w:szCs w:val="16"/>
+          <w:lang w:val="en-US"/>
+        </w:rPr>
+        <w:t xml:space="preserve"> (u_protocol, u_apps, u_res, u_vote)</w:t>
       </w:r>
     </w:p>
     <w:p>
@@ -5390,6 +5481,9 @@
           <w:ilvl w:val="0"/>
           <w:numId w:val="0"/>
         </w:numPr>
+        <w:rPr>
+          <w:lang w:val="en-US"/>
+        </w:rPr>
       </w:pPr>
     </w:p>
     <w:p>
@@ -5418,6 +5512,7 @@
         <w:rPr>
           <w:b/>
           <w:bCs/>
+          <w:lang w:val="en-US"/>
         </w:rPr>
       </w:pPr>
     </w:p>
@@ -5509,6 +5604,7 @@
       <w:pPr>
         <w:rPr>
           <w:b/>
+          <w:lang w:val="en-US"/>
         </w:rPr>
       </w:pPr>
     </w:p>
@@ -8445,6 +8541,7 @@
         <w:rPr>
           <w:sz w:val="18"/>
           <w:szCs w:val="18"/>
+          <w:lang w:val="en-US"/>
         </w:rPr>
       </w:pPr>
       <w:r>
@@ -8459,6 +8556,7 @@
         <w:rPr>
           <w:sz w:val="18"/>
           <w:szCs w:val="18"/>
+          <w:lang w:val="en-US"/>
         </w:rPr>
         <w:t>}</w:t>
       </w:r>
@@ -8474,12 +8572,14 @@
         <w:rPr>
           <w:sz w:val="18"/>
           <w:szCs w:val="18"/>
+          <w:lang w:val="en-US"/>
         </w:rPr>
       </w:pPr>
       <w:r>
         <w:rPr>
           <w:sz w:val="18"/>
           <w:szCs w:val="18"/>
+          <w:lang w:val="en-US"/>
         </w:rPr>
         <w:t xml:space="preserve">    </w:t>
       </w:r>
@@ -8682,6 +8782,9 @@
         <w:t xml:space="preserve"> disk:/</w:t>
       </w:r>
       <w:r>
+        <w:rPr>
+          <w:lang w:val="en-US"/>
+        </w:rPr>
         <w:t>ZAVot_data</w:t>
       </w:r>
       <w:r>
@@ -8699,6 +8802,9 @@
           <w:numId w:val="0"/>
         </w:numPr>
         <w:ind w:left="360"/>
+        <w:rPr>
+          <w:lang w:val="en-US"/>
+        </w:rPr>
       </w:pPr>
       <w:r>
         <w:rPr>
@@ -8719,6 +8825,9 @@
         <w:t xml:space="preserve"> </w:t>
       </w:r>
       <w:r>
+        <w:rPr>
+          <w:lang w:val="en-US"/>
+        </w:rPr>
         <w:t>db</w:t>
       </w:r>
       <w:r>
@@ -8908,6 +9017,9 @@
           <w:numId w:val="0"/>
         </w:numPr>
         <w:ind w:left="360" w:firstLine="360"/>
+        <w:rPr>
+          <w:lang w:val="en-US"/>
+        </w:rPr>
       </w:pPr>
       <w:r>
         <w:rPr>
@@ -8929,6 +9041,9 @@
         <w:t xml:space="preserve"> </w:t>
       </w:r>
       <w:r>
+        <w:rPr>
+          <w:lang w:val="en-US"/>
+        </w:rPr>
         <w:t>logs</w:t>
       </w:r>
       <w:r>
@@ -8969,6 +9084,9 @@
         <w:t xml:space="preserve"> </w:t>
       </w:r>
       <w:r>
+        <w:rPr>
+          <w:lang w:val="en-US"/>
+        </w:rPr>
         <w:t>protocols</w:t>
       </w:r>
       <w:r>
@@ -8986,9 +9104,6 @@
           <w:numId w:val="0"/>
         </w:numPr>
         <w:ind w:left="360"/>
-        <w:rPr>
-          <w:lang w:val="en-US"/>
-        </w:rPr>
       </w:pPr>
       <w:r>
         <w:rPr>
@@ -9003,18 +9118,12 @@
         <w:t>📁</w:t>
       </w:r>
       <w:r>
-        <w:rPr>
-          <w:lang w:val="en-US"/>
-        </w:rPr>
         <w:t xml:space="preserve"> </w:t>
       </w:r>
       <w:r>
         <w:t>Протокол</w:t>
       </w:r>
       <w:r>
-        <w:rPr>
-          <w:lang w:val="en-US"/>
-        </w:rPr>
         <w:t>_001_2026/</w:t>
       </w:r>
     </w:p>
@@ -9028,9 +9137,6 @@
         <w:ind w:left="360"/>
       </w:pPr>
       <w:r>
-        <w:rPr>
-          <w:lang w:val="en-US"/>
-        </w:rPr>
         <w:t xml:space="preserve">      </w:t>
       </w:r>
       <w:r>
@@ -9277,6 +9383,9 @@
           <w:numId w:val="0"/>
         </w:numPr>
         <w:ind w:hanging="360"/>
+        <w:rPr>
+          <w:lang w:val="en-US"/>
+        </w:rPr>
       </w:pPr>
       <w:r>
         <w:rPr>
@@ -9291,6 +9400,9 @@
         <w:t>📄</w:t>
       </w:r>
       <w:r>
+        <w:rPr>
+          <w:lang w:val="en-US"/>
+        </w:rPr>
         <w:t xml:space="preserve"> readme.txt (1.2 KB)</w:t>
       </w:r>
     </w:p>
@@ -9302,6 +9414,9 @@
           <w:numId w:val="0"/>
         </w:numPr>
         <w:ind w:hanging="360"/>
+        <w:rPr>
+          <w:lang w:val="en-US"/>
+        </w:rPr>
       </w:pPr>
     </w:p>
     <w:p>
@@ -9312,9 +9427,21 @@
           <w:numId w:val="0"/>
         </w:numPr>
         <w:ind w:hanging="360"/>
-      </w:pPr>
-      <w:r>
-        <w:t>Написаны тесты</w:t>
+        <w:rPr>
+          <w:lang w:val="en-US"/>
+        </w:rPr>
+      </w:pPr>
+      <w:r>
+        <w:t>Написаны</w:t>
+      </w:r>
+      <w:r>
+        <w:rPr>
+          <w:lang w:val="en-US"/>
+        </w:rPr>
+        <w:t xml:space="preserve"> </w:t>
+      </w:r>
+      <w:r>
+        <w:t>тесты</w:t>
       </w:r>
     </w:p>
     <w:p>
@@ -10619,6 +10746,950 @@
       <w:r>
         <w:t>Блок «Результат» сделать универсальным и для админа и для участника. Отличие в том, что участник не видит кнопки «Редактировать» и «Экспорт», которые админу позволяют это делать.</w:t>
       </w:r>
+    </w:p>
+    <w:p>
+      <w:pPr>
+        <w:pStyle w:val="a0"/>
+        <w:numPr>
+          <w:ilvl w:val="0"/>
+          <w:numId w:val="0"/>
+        </w:numPr>
+      </w:pPr>
+    </w:p>
+    <w:p>
+      <w:pPr>
+        <w:pStyle w:val="a0"/>
+        <w:numPr>
+          <w:ilvl w:val="0"/>
+          <w:numId w:val="0"/>
+        </w:numPr>
+      </w:pPr>
+    </w:p>
+    <w:p>
+      <w:pPr>
+        <w:pStyle w:val="a0"/>
+        <w:numPr>
+          <w:ilvl w:val="0"/>
+          <w:numId w:val="0"/>
+        </w:numPr>
+      </w:pPr>
+      <w:r>
+        <w:lastRenderedPageBreak/>
+        <w:t>Отчет №3</w:t>
+      </w:r>
+    </w:p>
+    <w:p>
+      <w:pPr>
+        <w:pStyle w:val="a0"/>
+      </w:pPr>
+      <w:r>
+        <w:t>Ниже **детальный отчет о проделанной работе за сессию**.</w:t>
+      </w:r>
+    </w:p>
+    <w:p>
+      <w:pPr>
+        <w:pStyle w:val="a0"/>
+      </w:pPr>
+    </w:p>
+    <w:p>
+      <w:pPr>
+        <w:pStyle w:val="a0"/>
+      </w:pPr>
+      <w:r>
+        <w:t>---</w:t>
+      </w:r>
+    </w:p>
+    <w:p>
+      <w:pPr>
+        <w:pStyle w:val="a0"/>
+      </w:pPr>
+    </w:p>
+    <w:p>
+      <w:pPr>
+        <w:pStyle w:val="a0"/>
+      </w:pPr>
+      <w:r>
+        <w:t xml:space="preserve"># </w:t>
+      </w:r>
+      <w:r>
+        <w:rPr>
+          <w:rFonts w:ascii="Apple Color Emoji" w:hAnsi="Apple Color Emoji" w:cs="Apple Color Emoji"/>
+        </w:rPr>
+        <w:t>✅</w:t>
+      </w:r>
+      <w:r>
+        <w:t xml:space="preserve"> Отчет по сессии разработки</w:t>
+      </w:r>
+    </w:p>
+    <w:p>
+      <w:pPr>
+        <w:pStyle w:val="a0"/>
+      </w:pPr>
+    </w:p>
+    <w:p>
+      <w:pPr>
+        <w:pStyle w:val="a0"/>
+      </w:pPr>
+      <w:r>
+        <w:t>## 1) Восстановление и доработка `af_questions.js`</w:t>
+      </w:r>
+    </w:p>
+    <w:p>
+      <w:pPr>
+        <w:pStyle w:val="a0"/>
+      </w:pPr>
+      <w:r>
+        <w:t>- Восстановлен полный файл **`af_questions.js`**.</w:t>
+      </w:r>
+    </w:p>
+    <w:p>
+      <w:pPr>
+        <w:pStyle w:val="a0"/>
+      </w:pPr>
+      <w:r>
+        <w:t>- Реализовано переключение кворума по клику.</w:t>
+      </w:r>
+    </w:p>
+    <w:p>
+      <w:pPr>
+        <w:pStyle w:val="a0"/>
+      </w:pPr>
+      <w:r>
+        <w:t>- Автосохранение изменений (debounce).</w:t>
+      </w:r>
+    </w:p>
+    <w:p>
+      <w:pPr>
+        <w:pStyle w:val="a0"/>
+      </w:pPr>
+    </w:p>
+    <w:p>
+      <w:pPr>
+        <w:pStyle w:val="a0"/>
+      </w:pPr>
+      <w:r>
+        <w:t xml:space="preserve">**Логика:**  </w:t>
+      </w:r>
+    </w:p>
+    <w:p>
+      <w:pPr>
+        <w:pStyle w:val="a0"/>
+      </w:pPr>
+      <w:r>
+        <w:t>Кворумы циклически меняются: `1/2 → 3/4 → 1 → 1/2`.</w:t>
+      </w:r>
+    </w:p>
+    <w:p>
+      <w:pPr>
+        <w:pStyle w:val="a0"/>
+      </w:pPr>
+    </w:p>
+    <w:p>
+      <w:pPr>
+        <w:pStyle w:val="a0"/>
+      </w:pPr>
+      <w:r>
+        <w:t>---</w:t>
+      </w:r>
+    </w:p>
+    <w:p>
+      <w:pPr>
+        <w:pStyle w:val="a0"/>
+      </w:pPr>
+    </w:p>
+    <w:p>
+      <w:pPr>
+        <w:pStyle w:val="a0"/>
+      </w:pPr>
+      <w:r>
+        <w:t>## 2) Приведение интерфейса к единому стилю</w:t>
+      </w:r>
+    </w:p>
+    <w:p>
+      <w:pPr>
+        <w:pStyle w:val="a0"/>
+      </w:pPr>
+      <w:r>
+        <w:t>**Цель:** все кнопки сделать «выпуклыми», унифицировать внешний вид.</w:t>
+      </w:r>
+    </w:p>
+    <w:p>
+      <w:pPr>
+        <w:pStyle w:val="a0"/>
+      </w:pPr>
+    </w:p>
+    <w:p>
+      <w:pPr>
+        <w:pStyle w:val="a0"/>
+      </w:pPr>
+      <w:r>
+        <w:t>**Реализовано:**</w:t>
+      </w:r>
+    </w:p>
+    <w:p>
+      <w:pPr>
+        <w:pStyle w:val="a0"/>
+      </w:pPr>
+      <w:r>
+        <w:t>- В `admin.css` реализован единый стиль кнопок:</w:t>
+      </w:r>
+    </w:p>
+    <w:p>
+      <w:pPr>
+        <w:pStyle w:val="a0"/>
+      </w:pPr>
+      <w:r>
+        <w:t xml:space="preserve">  - закругленные углы</w:t>
+      </w:r>
+    </w:p>
+    <w:p>
+      <w:pPr>
+        <w:pStyle w:val="a0"/>
+      </w:pPr>
+      <w:r>
+        <w:t xml:space="preserve">  - светлый центр и затемнение к краям (градиент)</w:t>
+      </w:r>
+    </w:p>
+    <w:p>
+      <w:pPr>
+        <w:pStyle w:val="a0"/>
+      </w:pPr>
+      <w:r>
+        <w:t xml:space="preserve">  - тени (выпуклость)</w:t>
+      </w:r>
+    </w:p>
+    <w:p>
+      <w:pPr>
+        <w:pStyle w:val="a0"/>
+      </w:pPr>
+      <w:r>
+        <w:t>- Кнопки приведены к виду, как в `a_user`.</w:t>
+      </w:r>
+    </w:p>
+    <w:p>
+      <w:pPr>
+        <w:pStyle w:val="a0"/>
+      </w:pPr>
+    </w:p>
+    <w:p>
+      <w:pPr>
+        <w:pStyle w:val="a0"/>
+      </w:pPr>
+      <w:r>
+        <w:t>---</w:t>
+      </w:r>
+    </w:p>
+    <w:p>
+      <w:pPr>
+        <w:pStyle w:val="a0"/>
+      </w:pPr>
+    </w:p>
+    <w:p>
+      <w:pPr>
+        <w:pStyle w:val="a0"/>
+      </w:pPr>
+      <w:r>
+        <w:t>## 3) Правки формы протокола (`af_protocol.html`)</w:t>
+      </w:r>
+    </w:p>
+    <w:p>
+      <w:pPr>
+        <w:pStyle w:val="a0"/>
+      </w:pPr>
+      <w:r>
+        <w:t>**Требования:**</w:t>
+      </w:r>
+    </w:p>
+    <w:p>
+      <w:pPr>
+        <w:pStyle w:val="a0"/>
+      </w:pPr>
+      <w:r>
+        <w:t>- Номер до 6 символов</w:t>
+      </w:r>
+    </w:p>
+    <w:p>
+      <w:pPr>
+        <w:pStyle w:val="a0"/>
+      </w:pPr>
+      <w:r>
+        <w:t>- Дата в одной строке с номером</w:t>
+      </w:r>
+    </w:p>
+    <w:p>
+      <w:pPr>
+        <w:pStyle w:val="a0"/>
+      </w:pPr>
+      <w:r>
+        <w:t>- Дата ограничена 10 символами</w:t>
+      </w:r>
+    </w:p>
+    <w:p>
+      <w:pPr>
+        <w:pStyle w:val="a0"/>
+      </w:pPr>
+      <w:r>
+        <w:t>- Имя файла протокола видно, но ограничено 20 символами</w:t>
+      </w:r>
+    </w:p>
+    <w:p>
+      <w:pPr>
+        <w:pStyle w:val="a0"/>
+      </w:pPr>
+    </w:p>
+    <w:p>
+      <w:pPr>
+        <w:pStyle w:val="a0"/>
+      </w:pPr>
+      <w:r>
+        <w:t>**Реализовано:**</w:t>
+      </w:r>
+    </w:p>
+    <w:p>
+      <w:pPr>
+        <w:pStyle w:val="a0"/>
+      </w:pPr>
+      <w:r>
+        <w:t>- Номер и дата размещены в одну строку (`row-inline`).</w:t>
+      </w:r>
+    </w:p>
+    <w:p>
+      <w:pPr>
+        <w:pStyle w:val="a0"/>
+      </w:pPr>
+      <w:r>
+        <w:t>- Ограничены размеры полей (`.w-num`, `.w-date`).</w:t>
+      </w:r>
+    </w:p>
+    <w:p>
+      <w:pPr>
+        <w:pStyle w:val="a0"/>
+      </w:pPr>
+      <w:r>
+        <w:t>- Для файла добавлен класс `.file-name` с обрезкой по ширине.</w:t>
+      </w:r>
+    </w:p>
+    <w:p>
+      <w:pPr>
+        <w:pStyle w:val="a0"/>
+      </w:pPr>
+    </w:p>
+    <w:p>
+      <w:pPr>
+        <w:pStyle w:val="a0"/>
+      </w:pPr>
+      <w:r>
+        <w:t>---</w:t>
+      </w:r>
+    </w:p>
+    <w:p>
+      <w:pPr>
+        <w:pStyle w:val="a0"/>
+      </w:pPr>
+    </w:p>
+    <w:p>
+      <w:pPr>
+        <w:pStyle w:val="a0"/>
+      </w:pPr>
+      <w:r>
+        <w:t>## 4) Исправление “мусора” в поле Приложения</w:t>
+      </w:r>
+    </w:p>
+    <w:p>
+      <w:pPr>
+        <w:pStyle w:val="a0"/>
+      </w:pPr>
+      <w:r>
+        <w:lastRenderedPageBreak/>
+        <w:t xml:space="preserve">**Проблема:**  </w:t>
+      </w:r>
+    </w:p>
+    <w:p>
+      <w:pPr>
+        <w:pStyle w:val="a0"/>
+      </w:pPr>
+      <w:r>
+        <w:t>Вместо имен файлов отображались ключи объекта (`path, type, _embedded…`).</w:t>
+      </w:r>
+    </w:p>
+    <w:p>
+      <w:pPr>
+        <w:pStyle w:val="a0"/>
+      </w:pPr>
+    </w:p>
+    <w:p>
+      <w:pPr>
+        <w:pStyle w:val="a0"/>
+      </w:pPr>
+      <w:r>
+        <w:t xml:space="preserve">**Причина:**  </w:t>
+      </w:r>
+    </w:p>
+    <w:p>
+      <w:pPr>
+        <w:pStyle w:val="a0"/>
+      </w:pPr>
+      <w:r>
+        <w:t>API возвращает объект, а не массив строк, и список файлов лежит в `_embedded.items`.</w:t>
+      </w:r>
+    </w:p>
+    <w:p>
+      <w:pPr>
+        <w:pStyle w:val="a0"/>
+      </w:pPr>
+    </w:p>
+    <w:p>
+      <w:pPr>
+        <w:pStyle w:val="a0"/>
+      </w:pPr>
+      <w:r>
+        <w:t>**Решение:**</w:t>
+      </w:r>
+    </w:p>
+    <w:p>
+      <w:pPr>
+        <w:pStyle w:val="a0"/>
+      </w:pPr>
+      <w:r>
+        <w:t>- В `loadMaterials()` реализован разбор разных форматов ответа.</w:t>
+      </w:r>
+    </w:p>
+    <w:p>
+      <w:pPr>
+        <w:pStyle w:val="a0"/>
+      </w:pPr>
+      <w:r>
+        <w:t>- Отображается только `name`.</w:t>
+      </w:r>
+    </w:p>
+    <w:p>
+      <w:pPr>
+        <w:pStyle w:val="a0"/>
+      </w:pPr>
+    </w:p>
+    <w:p>
+      <w:pPr>
+        <w:pStyle w:val="a0"/>
+      </w:pPr>
+      <w:r>
+        <w:t>---</w:t>
+      </w:r>
+    </w:p>
+    <w:p>
+      <w:pPr>
+        <w:pStyle w:val="a0"/>
+      </w:pPr>
+    </w:p>
+    <w:p>
+      <w:pPr>
+        <w:pStyle w:val="a0"/>
+      </w:pPr>
+      <w:r>
+        <w:t>## 5) Изменение логики работы с приложениями</w:t>
+      </w:r>
+    </w:p>
+    <w:p>
+      <w:pPr>
+        <w:pStyle w:val="a0"/>
+      </w:pPr>
+      <w:r>
+        <w:t xml:space="preserve">### </w:t>
+      </w:r>
+      <w:r>
+        <w:rPr>
+          <w:rFonts w:ascii="Apple Color Emoji" w:hAnsi="Apple Color Emoji" w:cs="Apple Color Emoji"/>
+        </w:rPr>
+        <w:t>✅</w:t>
+      </w:r>
+      <w:r>
+        <w:t xml:space="preserve"> Важное решение (для отчета)</w:t>
+      </w:r>
+    </w:p>
+    <w:p>
+      <w:pPr>
+        <w:pStyle w:val="a0"/>
+      </w:pPr>
+      <w:r>
+        <w:t xml:space="preserve">&gt; **Приложения хранятся в памяти в процессе работы с карточкой и записываются на диск только при `saveProtocol()` (выход с подтверждением).**  </w:t>
+      </w:r>
+    </w:p>
+    <w:p>
+      <w:pPr>
+        <w:pStyle w:val="a0"/>
+      </w:pPr>
+      <w:r>
+        <w:t>&gt; До сохранения никакие операции на сервере не выполняются.</w:t>
+      </w:r>
+    </w:p>
+    <w:p>
+      <w:pPr>
+        <w:pStyle w:val="a0"/>
+      </w:pPr>
+    </w:p>
+    <w:p>
+      <w:pPr>
+        <w:pStyle w:val="a0"/>
+      </w:pPr>
+      <w:r>
+        <w:t>**Реализовано:**</w:t>
+      </w:r>
+    </w:p>
+    <w:p>
+      <w:pPr>
+        <w:pStyle w:val="a0"/>
+      </w:pPr>
+      <w:r>
+        <w:t>- `pendingMaterials[]` — очередь новых файлов</w:t>
+      </w:r>
+    </w:p>
+    <w:p>
+      <w:pPr>
+        <w:pStyle w:val="a0"/>
+      </w:pPr>
+      <w:r>
+        <w:t>- `pendingRemovals[]` — очередь на удаление</w:t>
+      </w:r>
+    </w:p>
+    <w:p>
+      <w:pPr>
+        <w:pStyle w:val="a0"/>
+      </w:pPr>
+      <w:r>
+        <w:t>- `uploadMaterial()` и `deleteMaterial()` вызываются **только при `saveProtocol()`**</w:t>
+      </w:r>
+    </w:p>
+    <w:p>
+      <w:pPr>
+        <w:pStyle w:val="a0"/>
+      </w:pPr>
+      <w:r>
+        <w:t>- При выходе в `exitCard()` данные сохраняются и только после этого переход</w:t>
+      </w:r>
+    </w:p>
+    <w:p>
+      <w:pPr>
+        <w:pStyle w:val="a0"/>
+      </w:pPr>
+    </w:p>
+    <w:p>
+      <w:pPr>
+        <w:pStyle w:val="a0"/>
+      </w:pPr>
+      <w:r>
+        <w:t>**Таким образом:**</w:t>
+      </w:r>
+    </w:p>
+    <w:p>
+      <w:pPr>
+        <w:pStyle w:val="a0"/>
+      </w:pPr>
+      <w:r>
+        <w:t>- Меньше обращений к `materials`</w:t>
+      </w:r>
+    </w:p>
+    <w:p>
+      <w:pPr>
+        <w:pStyle w:val="a0"/>
+      </w:pPr>
+      <w:r>
+        <w:t>- Работа быстрее</w:t>
+      </w:r>
+    </w:p>
+    <w:p>
+      <w:pPr>
+        <w:pStyle w:val="a0"/>
+      </w:pPr>
+      <w:r>
+        <w:t>- Единое сохранение всей карточки</w:t>
+      </w:r>
+    </w:p>
+    <w:p>
+      <w:pPr>
+        <w:pStyle w:val="a0"/>
+      </w:pPr>
+    </w:p>
+    <w:p>
+      <w:pPr>
+        <w:pStyle w:val="a0"/>
+      </w:pPr>
+      <w:r>
+        <w:t>---</w:t>
+      </w:r>
+    </w:p>
+    <w:p>
+      <w:pPr>
+        <w:pStyle w:val="a0"/>
+      </w:pPr>
+    </w:p>
+    <w:p>
+      <w:pPr>
+        <w:pStyle w:val="a0"/>
+      </w:pPr>
+      <w:r>
+        <w:t>## 6) Полный патч `af_protocol.js`</w:t>
+      </w:r>
+    </w:p>
+    <w:p>
+      <w:pPr>
+        <w:pStyle w:val="a0"/>
+      </w:pPr>
+      <w:r>
+        <w:t>- Обновлен полностью файл `af_protocol.js`</w:t>
+      </w:r>
+    </w:p>
+    <w:p>
+      <w:pPr>
+        <w:pStyle w:val="a0"/>
+      </w:pPr>
+      <w:r>
+        <w:t>- Исправлены:</w:t>
+      </w:r>
+    </w:p>
+    <w:p>
+      <w:pPr>
+        <w:pStyle w:val="a0"/>
+      </w:pPr>
+      <w:r>
+        <w:t xml:space="preserve">  - обработка приложений</w:t>
+      </w:r>
+    </w:p>
+    <w:p>
+      <w:pPr>
+        <w:pStyle w:val="a0"/>
+      </w:pPr>
+      <w:r>
+        <w:t xml:space="preserve">  - сохранение логики</w:t>
+      </w:r>
+    </w:p>
+    <w:p>
+      <w:pPr>
+        <w:pStyle w:val="a0"/>
+      </w:pPr>
+      <w:r>
+        <w:t xml:space="preserve">  - устранение мусора</w:t>
+      </w:r>
+    </w:p>
+    <w:p>
+      <w:pPr>
+        <w:pStyle w:val="a0"/>
+      </w:pPr>
+      <w:r>
+        <w:t xml:space="preserve">  - корректное сохранение только при выходе</w:t>
+      </w:r>
+    </w:p>
+    <w:p>
+      <w:pPr>
+        <w:pStyle w:val="a0"/>
+      </w:pPr>
+    </w:p>
+    <w:p>
+      <w:pPr>
+        <w:pStyle w:val="a0"/>
+      </w:pPr>
+      <w:r>
+        <w:t>---</w:t>
+      </w:r>
+    </w:p>
+    <w:p>
+      <w:pPr>
+        <w:pStyle w:val="a0"/>
+      </w:pPr>
+    </w:p>
+    <w:p>
+      <w:pPr>
+        <w:pStyle w:val="a0"/>
+      </w:pPr>
+      <w:r>
+        <w:t xml:space="preserve"># </w:t>
+      </w:r>
+      <w:r>
+        <w:rPr>
+          <w:rFonts w:ascii="Apple Color Emoji" w:hAnsi="Apple Color Emoji" w:cs="Apple Color Emoji"/>
+        </w:rPr>
+        <w:t>✅</w:t>
+      </w:r>
+      <w:r>
+        <w:t xml:space="preserve"> Изменения в базе данных</w:t>
+      </w:r>
+    </w:p>
+    <w:p>
+      <w:pPr>
+        <w:pStyle w:val="a0"/>
+      </w:pPr>
+      <w:r>
+        <w:lastRenderedPageBreak/>
+        <w:t>### Фактически примененные изменения:</w:t>
+      </w:r>
+    </w:p>
+    <w:p>
+      <w:pPr>
+        <w:pStyle w:val="a0"/>
+      </w:pPr>
+      <w:r>
+        <w:rPr>
+          <w:rFonts w:ascii="Apple Color Emoji" w:hAnsi="Apple Color Emoji" w:cs="Apple Color Emoji"/>
+        </w:rPr>
+        <w:t>⚠️</w:t>
+      </w:r>
+      <w:r>
+        <w:t xml:space="preserve"> **База НЕ была изменена автоматически.**  </w:t>
+      </w:r>
+    </w:p>
+    <w:p>
+      <w:pPr>
+        <w:pStyle w:val="a0"/>
+      </w:pPr>
+      <w:r>
+        <w:t>Были только даны инструкции для очистки базы и сохранения `admin/1234`.</w:t>
+      </w:r>
+    </w:p>
+    <w:p>
+      <w:pPr>
+        <w:pStyle w:val="a0"/>
+      </w:pPr>
+    </w:p>
+    <w:p>
+      <w:pPr>
+        <w:pStyle w:val="a0"/>
+      </w:pPr>
+      <w:r>
+        <w:t>### Предложенные SQL (по запросу):</w:t>
+      </w:r>
+    </w:p>
+    <w:p>
+      <w:pPr>
+        <w:pStyle w:val="a0"/>
+      </w:pPr>
+      <w:r>
+        <w:t>```sql</w:t>
+      </w:r>
+    </w:p>
+    <w:p>
+      <w:pPr>
+        <w:pStyle w:val="a0"/>
+      </w:pPr>
+      <w:r>
+        <w:t>DELETE FROM votes;</w:t>
+      </w:r>
+    </w:p>
+    <w:p>
+      <w:pPr>
+        <w:pStyle w:val="a0"/>
+      </w:pPr>
+      <w:r>
+        <w:t>DELETE FROM questions;</w:t>
+      </w:r>
+    </w:p>
+    <w:p>
+      <w:pPr>
+        <w:pStyle w:val="a0"/>
+      </w:pPr>
+      <w:r>
+        <w:t>DELETE FROM protocols;</w:t>
+      </w:r>
+    </w:p>
+    <w:p>
+      <w:pPr>
+        <w:pStyle w:val="a0"/>
+      </w:pPr>
+      <w:r>
+        <w:t>DELETE FROM logs;</w:t>
+      </w:r>
+    </w:p>
+    <w:p>
+      <w:pPr>
+        <w:pStyle w:val="a0"/>
+      </w:pPr>
+      <w:r>
+        <w:t>DELETE FROM users;</w:t>
+      </w:r>
+    </w:p>
+    <w:p>
+      <w:pPr>
+        <w:pStyle w:val="a0"/>
+      </w:pPr>
+    </w:p>
+    <w:p>
+      <w:pPr>
+        <w:pStyle w:val="a0"/>
+        <w:rPr>
+          <w:lang w:val="en-US"/>
+        </w:rPr>
+      </w:pPr>
+      <w:r>
+        <w:rPr>
+          <w:lang w:val="en-US"/>
+        </w:rPr>
+        <w:t>INSERT INTO users (code, role, password)</w:t>
+      </w:r>
+    </w:p>
+    <w:p>
+      <w:pPr>
+        <w:pStyle w:val="a0"/>
+      </w:pPr>
+      <w:r>
+        <w:t>VALUES ('admin','admin','1234');</w:t>
+      </w:r>
+    </w:p>
+    <w:p>
+      <w:pPr>
+        <w:pStyle w:val="a0"/>
+      </w:pPr>
+      <w:r>
+        <w:t>```</w:t>
+      </w:r>
+    </w:p>
+    <w:p>
+      <w:pPr>
+        <w:pStyle w:val="a0"/>
+      </w:pPr>
+    </w:p>
+    <w:p>
+      <w:pPr>
+        <w:pStyle w:val="a0"/>
+      </w:pPr>
+      <w:r>
+        <w:t>---</w:t>
+      </w:r>
+    </w:p>
+    <w:p>
+      <w:pPr>
+        <w:pStyle w:val="a0"/>
+      </w:pPr>
+    </w:p>
+    <w:p>
+      <w:pPr>
+        <w:pStyle w:val="a0"/>
+      </w:pPr>
+      <w:r>
+        <w:t xml:space="preserve"># </w:t>
+      </w:r>
+      <w:r>
+        <w:rPr>
+          <w:rFonts w:ascii="Apple Color Emoji" w:hAnsi="Apple Color Emoji" w:cs="Apple Color Emoji"/>
+        </w:rPr>
+        <w:t>✅</w:t>
+      </w:r>
+      <w:r>
+        <w:t xml:space="preserve"> Важные решения, изменившие логику проекта</w:t>
+      </w:r>
+    </w:p>
+    <w:p>
+      <w:pPr>
+        <w:pStyle w:val="a0"/>
+      </w:pPr>
+    </w:p>
+    <w:p>
+      <w:pPr>
+        <w:pStyle w:val="a0"/>
+      </w:pPr>
+      <w:r>
+        <w:t xml:space="preserve">1. **Сохранение приложений только при `saveProtocol()`**  </w:t>
+      </w:r>
+    </w:p>
+    <w:p>
+      <w:pPr>
+        <w:pStyle w:val="a0"/>
+      </w:pPr>
+      <w:r>
+        <w:t xml:space="preserve">   - Перенос всех операций с файлами на момент выхода  </w:t>
+      </w:r>
+    </w:p>
+    <w:p>
+      <w:pPr>
+        <w:pStyle w:val="a0"/>
+      </w:pPr>
+      <w:r>
+        <w:t xml:space="preserve">   - Исключена нагрузка на API от частых обращений  </w:t>
+      </w:r>
+    </w:p>
+    <w:p>
+      <w:pPr>
+        <w:pStyle w:val="a0"/>
+      </w:pPr>
+      <w:r>
+        <w:t xml:space="preserve">   - Вся карточка фиксируется “как единое целое”</w:t>
+      </w:r>
+    </w:p>
+    <w:p>
+      <w:pPr>
+        <w:pStyle w:val="a0"/>
+      </w:pPr>
+    </w:p>
+    <w:p>
+      <w:pPr>
+        <w:pStyle w:val="a0"/>
+      </w:pPr>
+      <w:r>
+        <w:t xml:space="preserve">2. **Нормализация загрузки приложений**  </w:t>
+      </w:r>
+    </w:p>
+    <w:p>
+      <w:pPr>
+        <w:pStyle w:val="a0"/>
+      </w:pPr>
+      <w:r>
+        <w:t xml:space="preserve">   - Поддержка ответа формата `_embedded.items`  </w:t>
+      </w:r>
+    </w:p>
+    <w:p>
+      <w:pPr>
+        <w:pStyle w:val="a0"/>
+      </w:pPr>
+      <w:r>
+        <w:t xml:space="preserve">   - Отображаются только имена файлов</w:t>
+      </w:r>
+    </w:p>
+    <w:p>
+      <w:pPr>
+        <w:pStyle w:val="a0"/>
+      </w:pPr>
+    </w:p>
+    <w:p>
+      <w:pPr>
+        <w:pStyle w:val="a0"/>
+      </w:pPr>
+      <w:r>
+        <w:t xml:space="preserve">3. **Единый стиль кнопок**  </w:t>
+      </w:r>
+    </w:p>
+    <w:p>
+      <w:pPr>
+        <w:pStyle w:val="a0"/>
+      </w:pPr>
+      <w:r>
+        <w:t xml:space="preserve">   - Весь интерфейс визуально унифицирован  </w:t>
+      </w:r>
+    </w:p>
+    <w:p>
+      <w:pPr>
+        <w:pStyle w:val="a0"/>
+      </w:pPr>
+      <w:r>
+        <w:t xml:space="preserve">   - Одинаковая логика кнопок на всех экранах</w:t>
+      </w:r>
+    </w:p>
+    <w:p>
+      <w:pPr>
+        <w:pStyle w:val="a0"/>
+      </w:pPr>
+    </w:p>
+    <w:p>
+      <w:pPr>
+        <w:pStyle w:val="a0"/>
+      </w:pPr>
+      <w:r>
+        <w:t>---</w:t>
+      </w:r>
+    </w:p>
+    <w:p>
+      <w:pPr>
+        <w:pStyle w:val="a0"/>
+        <w:numPr>
+          <w:ilvl w:val="0"/>
+          <w:numId w:val="0"/>
+        </w:numPr>
+      </w:pPr>
     </w:p>
     <w:p>
       <w:pPr>
